--- a/knowledge/source/qa/04_เปลี่ยนที่อยู่จัดส่งใบแจ้งค่าไฟ.docx
+++ b/knowledge/source/qa/04_เปลี่ยนที่อยู่จัดส่งใบแจ้งค่าไฟ.docx
@@ -1,6 +1,6 @@
 
 <file path=word/document.xml><?xml version="1.0" encoding="utf-8"?>
-<w:document xmlns:ve="http://schemas.openxmlformats.org/markup-compatibility/2006" xmlns:o="urn:schemas-microsoft-com:office:office" xmlns:r="http://schemas.openxmlformats.org/officeDocument/2006/relationships" xmlns:v="urn:schemas-microsoft-com:vml" xmlns:wp="http://schemas.openxmlformats.org/drawingml/2006/wordprocessingDrawing" xmlns:w10="urn:schemas-microsoft-com:office:word" xmlns:w="http://schemas.openxmlformats.org/wordprocessingml/2006/main">
+<w:document xmlns:w="http://schemas.openxmlformats.org/wordprocessingml/2006/main">
   <w:body>
     <w:p>
       <w:pPr>
@@ -14,7 +14,7 @@
           <w:b/>
           <w:spacing w:val="0"/>
         </w:rPr>
-        <w:t xml:space="preserve">ถาม: การเปลี่ยนแปลงที่อยู่ในการจัดส่งใบแจ้งค่าไฟฟ้าต้องทำอย่างไร</w:t>
+        <w:t xml:space="preserve">ถาม: การเปลี่ยนแปลงที่อยู่ในการจัดส่งใบแจ้งค่าไฟฟ้าต้องทำอย่างไร | คำถามใกล้เคียง: เปลี่ยนที่อยู่รับใบแจ้งค่าไฟทำอย่างไร / ขอแก้ไขที่อยู่จัดส่งบิลค่าไฟ / ใบแจ้งค่าไฟส่งไปที่อยู่ใหม่ได้ไหม</w:t>
       </w:r>
       <w:r>
         <w:rPr>
@@ -38,64 +38,64 @@
           <w:b/>
           <w:spacing w:val="0"/>
         </w:rPr>
-        <w:t xml:space="preserve">สถานะหลักฐาน:</w:t>
-      </w:r>
-      <w:r>
-        <w:rPr>
-          <w:rFonts w:ascii="Times" w:hAnsi="Times" w:cs="Times"/>
-          <w:sz w:val="24"/>
-          <w:sz-cs w:val="24"/>
-          <w:spacing w:val="0"/>
-        </w:rPr>
-        <w:t xml:space="preserve"> ไม่พบหลักฐานขั้นตอนเอกสารกระดาษ</w:t>
-      </w:r>
-    </w:p>
-    <w:p>
-      <w:pPr>
-        <w:spacing w:after="240"/>
-      </w:pPr>
-      <w:r>
-        <w:rPr>
-          <w:rFonts w:ascii="Times" w:hAnsi="Times" w:cs="Times"/>
-          <w:sz w:val="24"/>
-          <w:sz-cs w:val="24"/>
-          <w:b/>
-          <w:spacing w:val="0"/>
-        </w:rPr>
-        <w:t xml:space="preserve">ตอบ:</w:t>
-      </w:r>
-      <w:r>
-        <w:rPr>
-          <w:rFonts w:ascii="Times" w:hAnsi="Times" w:cs="Times"/>
-          <w:sz w:val="24"/>
-          <w:sz-cs w:val="24"/>
-          <w:spacing w:val="0"/>
-        </w:rPr>
-        <w:t xml:space="preserve"> หน้า e-Bill ยืนยันการลงทะเบียนรับเอกสารอิเล็กทรอนิกส์ แต่ไม่พบขั้นตอนสาธารณะปัจจุบันสำหรับเปลี่ยนที่อยู่จัดส่งใบแจ้งกระดาษ ให้เสนอ e-Bill หรือส่งต่อสำนักงาน กฟภ./1129 และห้ามรับรองว่าจะเริ่มส่งรอบถัดไปโดยไม่มีการยืนยัน</w:t>
-      </w:r>
-    </w:p>
-    <w:p>
-      <w:pPr>
-        <w:spacing w:after="240"/>
-      </w:pPr>
-      <w:r>
-        <w:rPr>
-          <w:rFonts w:ascii="Times" w:hAnsi="Times" w:cs="Times"/>
-          <w:sz w:val="24"/>
-          <w:sz-cs w:val="24"/>
-          <w:b/>
-          <w:spacing w:val="0"/>
-        </w:rPr>
-        <w:t xml:space="preserve">แหล่งอ้างอิงทางการ:</w:t>
-      </w:r>
-      <w:r>
-        <w:rPr>
-          <w:rFonts w:ascii="Times" w:hAnsi="Times" w:cs="Times"/>
-          <w:sz w:val="24"/>
-          <w:sz-cs w:val="24"/>
-          <w:spacing w:val="0"/>
-        </w:rPr>
-        <w:t xml:space="preserve"> https://eservice.pea.co.th/ebill/ ; https://www.pea.co.th/contact-us</w:t>
+        <w:t xml:space="preserve">สถานะหลักฐาน: ตรง</w:t>
+      </w:r>
+      <w:r>
+        <w:rPr>
+          <w:rFonts w:ascii="Times" w:hAnsi="Times" w:cs="Times"/>
+          <w:sz w:val="24"/>
+          <w:sz-cs w:val="24"/>
+          <w:spacing w:val="0"/>
+        </w:rPr>
+        <w:t xml:space="preserve"/>
+      </w:r>
+    </w:p>
+    <w:p>
+      <w:pPr>
+        <w:spacing w:after="240"/>
+      </w:pPr>
+      <w:r>
+        <w:rPr>
+          <w:rFonts w:ascii="Times" w:hAnsi="Times" w:cs="Times"/>
+          <w:sz w:val="24"/>
+          <w:sz-cs w:val="24"/>
+          <w:b/>
+          <w:spacing w:val="0"/>
+        </w:rPr>
+        <w:t xml:space="preserve">ตอบ: กฟภ. จะจัดส่งใบแจ้งค่าไฟฟ้า ณ สถานที่ใช้ไฟฟ้า หากต้องการเปลี่ยนสถานที่จัดส่ง ให้แจ้งชื่อและที่อยู่ใหม่ตามแบบฟอร์มขอใช้บริการส่งใบแจ้งค่าไฟฟ้า โดยจะเริ่มจัดส่งในรอบเดือนถัดไป</w:t>
+      </w:r>
+      <w:r>
+        <w:rPr>
+          <w:rFonts w:ascii="Times" w:hAnsi="Times" w:cs="Times"/>
+          <w:sz w:val="24"/>
+          <w:sz-cs w:val="24"/>
+          <w:spacing w:val="0"/>
+        </w:rPr>
+        <w:t xml:space="preserve"/>
+      </w:r>
+    </w:p>
+    <w:p>
+      <w:pPr>
+        <w:spacing w:after="240"/>
+      </w:pPr>
+      <w:r>
+        <w:rPr>
+          <w:rFonts w:ascii="Times" w:hAnsi="Times" w:cs="Times"/>
+          <w:sz w:val="24"/>
+          <w:sz-cs w:val="24"/>
+          <w:b/>
+          <w:spacing w:val="0"/>
+        </w:rPr>
+        <w:t xml:space="preserve">แหล่งอ้างอิงทางการ: PEA Work Manual การบริหารจัดการข้อร้องเรียน ฉบับปรับปรุงครั้งที่ 3, ภาคผนวก หน้า 135–136 (เอกสาร QA ที่นำเข้า) ; https://www.pea.co.th/faqs</w:t>
+      </w:r>
+      <w:r>
+        <w:rPr>
+          <w:rFonts w:ascii="Times" w:hAnsi="Times" w:cs="Times"/>
+          <w:sz w:val="24"/>
+          <w:sz-cs w:val="24"/>
+          <w:spacing w:val="0"/>
+        </w:rPr>
+        <w:t xml:space="preserve"/>
       </w:r>
     </w:p>
     <w:p>
